--- a/docs/projeto/00-LEIA-ME.docx
+++ b/docs/projeto/00-LEIA-ME.docx
@@ -1046,7 +1046,7 @@
         <w:t xml:space="preserve"> </w:t>
       </w:r>
       <w:r>
-        <w:t xml:space="preserve">Nome MeuAmparo. Licença MIT. Placa Waveshare ESP32-S3 SIM7670G com 4G, GNSS, Wi-Fi e Bluetooth. Firmware em ESP-IDF, linguagem C. Sensor MPU6050. Bateria 18650. Case de 117,4 × 37,8 × 30,0 mm, com clipe de cinto e cordão. Dois problemas atendidos: a queda e o afastamento de quem tem quadro demencial.</w:t>
+        <w:t xml:space="preserve">Nome MeuAmparo. Licença GNU GPL v3. Placa Waveshare ESP32-S3 SIM7670G com 4G, GNSS, Wi-Fi e Bluetooth. Firmware em ESP-IDF, linguagem C. Sensor MPU6050. Bateria 18650. Case de 117,4 × 37,8 × 30,0 mm, com clipe de cinto e cordão. Dois problemas atendidos: a queda e o afastamento de quem tem quadro demencial.</w:t>
       </w:r>
     </w:p>
     <w:p>
